--- a/pr-preview/pr-2/vignettes/quarto_vignette.docx
+++ b/pr-preview/pr-2/vignettes/quarto_vignette.docx
@@ -1482,13 +1482,7 @@
         </w:numPr>
       </w:pPr>
       <w:r>
-        <w:t xml:space="preserve">d-morrison</w:t>
-      </w:r>
-      <w:r>
-        <w:t xml:space="preserve"> </w:t>
-      </w:r>
-      <w:r>
-        <w:t xml:space="preserve">(2024)</w:t>
+        <w:t xml:space="preserve">Ezra Morrison (2024)</w:t>
       </w:r>
     </w:p>
     <w:bookmarkStart w:id="35" w:name="refs"/>
@@ -1498,10 +1492,7 @@
         <w:pStyle w:val="Bibliography"/>
       </w:pPr>
       <w:r>
-        <w:t xml:space="preserve">d-morrison</w:t>
-      </w:r>
-      <w:r>
-        <w:t xml:space="preserve">. 2024.</w:t>
+        <w:t xml:space="preserve">Ezra Morrison. 2024.</w:t>
       </w:r>
       <w:r>
         <w:t xml:space="preserve"> </w:t>
